--- a/paper/fro/highlights.docx
+++ b/paper/fro/highlights.docx
@@ -35,7 +35,7 @@
         <w:pStyle w:val="Compact"/>
       </w:pPr>
       <w:r>
-        <w:t xml:space="preserve">A cost-penalized reward alone lifts net Sharpe by 7.9; explaining it adds 2.4 more.</w:t>
+        <w:t xml:space="preserve">Cost reward lifts deeply negative net Sharpe by 7.9 points; explaining it adds 2.4.</w:t>
       </w:r>
     </w:p>
     <w:p>

--- a/paper/fro/highlights.docx
+++ b/paper/fro/highlights.docx
@@ -59,7 +59,7 @@
         <w:pStyle w:val="Compact"/>
       </w:pPr>
       <w:r>
-        <w:t xml:space="preserve">Only the low-volatility seed turns profitable, and simple smoothing rules match it.</w:t>
+        <w:t xml:space="preserve">Only low volatility turns profitable; even there, simple rules match the LLM search.</w:t>
       </w:r>
     </w:p>
     <w:sectPr/>

--- a/paper/fro/highlights.docx
+++ b/paper/fro/highlights.docx
@@ -59,7 +59,7 @@
         <w:pStyle w:val="Compact"/>
       </w:pPr>
       <w:r>
-        <w:t xml:space="preserve">Only low volatility turns profitable; even there, simple rules match the LLM search.</w:t>
+        <w:t xml:space="preserve">Only the low-volatility seed turns profitable, and simple smoothing rules match it.</w:t>
       </w:r>
     </w:p>
     <w:sectPr/>
